--- a/eval/samples/decoys_memo.docx
+++ b/eval/samples/decoys_memo.docx
@@ -33,6 +33,11 @@
     <w:p>
       <w:r>
         <w:t>In March 2026 the RSK-2024-0031 file was closed. The Monday review used USD 18,000.</w:t>
+      </w:r>
+    </w:p>
+    <w:p>
+      <w:r>
+        <w:t>Finance and Legal reviewed the file. Head of Compliance signed off. The SSN and DOB fields were checked by the Lagos Operations Team.</w:t>
       </w:r>
     </w:p>
     <w:sectPr>
